--- a/Informe-Workshop2.docx
+++ b/Informe-Workshop2.docx
@@ -965,7 +965,7 @@
       <w:r>
         <w:drawing>
           <wp:inline xmlns:a="http://schemas.openxmlformats.org/drawingml/2006/main" xmlns:pic="http://schemas.openxmlformats.org/drawingml/2006/picture">
-            <wp:extent cx="5486400" cy="4590288"/>
+            <wp:extent cx="5486400" cy="3931920"/>
             <wp:docPr id="4" name="Picture 4"/>
             <wp:cNvGraphicFramePr>
               <a:graphicFrameLocks noChangeAspect="1"/>
@@ -986,7 +986,7 @@
                   <pic:spPr>
                     <a:xfrm>
                       <a:off x="0" y="0"/>
-                      <a:ext cx="5486400" cy="4590288"/>
+                      <a:ext cx="5486400" cy="3931920"/>
                     </a:xfrm>
                     <a:prstGeom prst="rect"/>
                   </pic:spPr>
@@ -1018,7 +1018,7 @@
           <w:color w:val="7A6A6C"/>
           <w:sz w:val="18"/>
         </w:rPr>
-        <w:t>The projects grid. The layout reflows by itself with repeat(auto-fit, minmax(290px, 1fr)) and no media queries.</w:t>
+        <w:t>The projects grid. Each preview is a screenshot of the running system, captured for this report. The layout reflows by itself with repeat(auto-fit, minmax(290px, 1fr)) and no media queries.</w:t>
       </w:r>
     </w:p>
     <w:p>
@@ -1273,7 +1273,7 @@
                 <w:color w:val="191113"/>
                 <w:sz w:val="20"/>
               </w:rPr>
-              <w:t>Seven cards with hover previews and links to the live systems.</w:t>
+              <w:t>Six cards with hover previews. Four titles link to the live system.</w:t>
             </w:r>
           </w:p>
         </w:tc>

--- a/Informe-Workshop2.docx
+++ b/Informe-Workshop2.docx
@@ -1054,6 +1054,492 @@
     <w:p>
       <w:pPr>
         <w:keepNext/>
+        <w:spacing w:before="280" w:after="100"/>
+      </w:pPr>
+      <w:r>
+        <w:rPr>
+          <w:rFonts w:ascii="Cambria" w:hAnsi="Cambria"/>
+          <w:b/>
+          <w:color w:val="191113"/>
+          <w:sz w:val="24"/>
+        </w:rPr>
+        <w:t>Usability and accessibility</w:t>
+      </w:r>
+    </w:p>
+    <w:p>
+      <w:pPr>
+        <w:spacing w:after="160"/>
+      </w:pPr>
+      <w:r>
+        <w:rPr>
+          <w:rFonts w:ascii="Cambria" w:hAnsi="Cambria"/>
+          <w:b w:val="0"/>
+          <w:i w:val="0"/>
+          <w:color w:val="191113"/>
+          <w:sz w:val="22"/>
+        </w:rPr>
+        <w:t>A review pass was run over the whole site with two goals: that it works for someone who never touches a mouse, and that nothing depends on being able to tell colours apart.</w:t>
+      </w:r>
+    </w:p>
+    <w:p>
+      <w:pPr>
+        <w:pStyle w:val="ListBullet"/>
+        <w:spacing w:after="60"/>
+      </w:pPr>
+      <w:r>
+        <w:rPr>
+          <w:rFonts w:ascii="Cambria" w:hAnsi="Cambria"/>
+          <w:b/>
+          <w:color w:val="191113"/>
+          <w:sz w:val="21"/>
+        </w:rPr>
+        <w:t xml:space="preserve">Skip link. </w:t>
+      </w:r>
+      <w:r>
+        <w:rPr>
+          <w:rFonts w:ascii="Cambria" w:hAnsi="Cambria"/>
+          <w:b w:val="0"/>
+          <w:color w:val="191113"/>
+          <w:sz w:val="21"/>
+        </w:rPr>
+        <w:t>The first focusable element on every page jumps straight to the content, so a keyboard user does not tab through the six menu entries on each page.</w:t>
+      </w:r>
+    </w:p>
+    <w:p>
+      <w:pPr>
+        <w:pStyle w:val="ListBullet"/>
+        <w:spacing w:after="60"/>
+      </w:pPr>
+      <w:r>
+        <w:rPr>
+          <w:rFonts w:ascii="Cambria" w:hAnsi="Cambria"/>
+          <w:b/>
+          <w:color w:val="191113"/>
+          <w:sz w:val="21"/>
+        </w:rPr>
+        <w:t xml:space="preserve">Current page marked. </w:t>
+      </w:r>
+      <w:r>
+        <w:rPr>
+          <w:rFonts w:ascii="Cambria" w:hAnsi="Cambria"/>
+          <w:b w:val="0"/>
+          <w:color w:val="191113"/>
+          <w:sz w:val="21"/>
+        </w:rPr>
+        <w:t xml:space="preserve">The active menu item carries </w:t>
+      </w:r>
+      <w:r>
+        <w:rPr>
+          <w:rFonts w:ascii="Consolas" w:hAnsi="Consolas"/>
+          <w:b w:val="0"/>
+          <w:color w:val="7A6A6C"/>
+          <w:sz w:val="19"/>
+        </w:rPr>
+        <w:t>aria-current="page"</w:t>
+      </w:r>
+      <w:r>
+        <w:rPr>
+          <w:rFonts w:ascii="Cambria" w:hAnsi="Cambria"/>
+          <w:b w:val="0"/>
+          <w:color w:val="191113"/>
+          <w:sz w:val="21"/>
+        </w:rPr>
+        <w:t>, which a screen reader announces and the CSS styles from the same attribute: one source of truth, not two.</w:t>
+      </w:r>
+    </w:p>
+    <w:p>
+      <w:pPr>
+        <w:pStyle w:val="ListBullet"/>
+        <w:spacing w:after="60"/>
+      </w:pPr>
+      <w:r>
+        <w:rPr>
+          <w:rFonts w:ascii="Cambria" w:hAnsi="Cambria"/>
+          <w:b/>
+          <w:color w:val="191113"/>
+          <w:sz w:val="21"/>
+        </w:rPr>
+        <w:t xml:space="preserve">Touch targets. </w:t>
+      </w:r>
+      <w:r>
+        <w:rPr>
+          <w:rFonts w:ascii="Cambria" w:hAnsi="Cambria"/>
+          <w:b w:val="0"/>
+          <w:color w:val="191113"/>
+          <w:sz w:val="21"/>
+        </w:rPr>
+        <w:t>Menu links are at least 44 pixels tall, the smallest comfortable size for a finger.</w:t>
+      </w:r>
+    </w:p>
+    <w:p>
+      <w:pPr>
+        <w:pStyle w:val="ListBullet"/>
+        <w:spacing w:after="60"/>
+      </w:pPr>
+      <w:r>
+        <w:rPr>
+          <w:rFonts w:ascii="Cambria" w:hAnsi="Cambria"/>
+          <w:b/>
+          <w:color w:val="191113"/>
+          <w:sz w:val="21"/>
+        </w:rPr>
+        <w:t xml:space="preserve">Visible focus. </w:t>
+      </w:r>
+      <w:r>
+        <w:rPr>
+          <w:rFonts w:ascii="Cambria" w:hAnsi="Cambria"/>
+          <w:b w:val="0"/>
+          <w:color w:val="191113"/>
+          <w:sz w:val="21"/>
+        </w:rPr>
+        <w:t>Every interactive element shows a focus ring; none of them removes the outline without replacing it.</w:t>
+      </w:r>
+    </w:p>
+    <w:p>
+      <w:pPr>
+        <w:pStyle w:val="ListBullet"/>
+        <w:spacing w:after="60"/>
+      </w:pPr>
+      <w:r>
+        <w:rPr>
+          <w:rFonts w:ascii="Cambria" w:hAnsi="Cambria"/>
+          <w:b/>
+          <w:color w:val="191113"/>
+          <w:sz w:val="21"/>
+        </w:rPr>
+        <w:t xml:space="preserve">The header was rebuilt. </w:t>
+      </w:r>
+      <w:r>
+        <w:rPr>
+          <w:rFonts w:ascii="Cambria" w:hAnsi="Cambria"/>
+          <w:b w:val="0"/>
+          <w:color w:val="191113"/>
+          <w:sz w:val="21"/>
+        </w:rPr>
+        <w:t>Logo, title and menu now share one centred container. Before, the logo and title sat outside the element that carried the width limit, so their left edges did not line up and the header took three rows.</w:t>
+      </w:r>
+    </w:p>
+    <w:p>
+      <w:pPr>
+        <w:keepNext/>
+        <w:spacing w:before="280" w:after="100"/>
+      </w:pPr>
+      <w:r>
+        <w:rPr>
+          <w:rFonts w:ascii="Cambria" w:hAnsi="Cambria"/>
+          <w:b/>
+          <w:color w:val="191113"/>
+          <w:sz w:val="24"/>
+        </w:rPr>
+        <w:t>A colour per subject</w:t>
+      </w:r>
+    </w:p>
+    <w:p>
+      <w:pPr>
+        <w:spacing w:after="160"/>
+      </w:pPr>
+      <w:r>
+        <w:rPr>
+          <w:rFonts w:ascii="Cambria" w:hAnsi="Cambria"/>
+          <w:b w:val="0"/>
+          <w:i w:val="0"/>
+          <w:color w:val="191113"/>
+          <w:sz w:val="22"/>
+        </w:rPr>
+        <w:t>Each course has its own pastel, and it repeats across the timetable, the session table and the course page, so the eye can follow one subject from one page to another.</w:t>
+      </w:r>
+    </w:p>
+    <w:tbl>
+      <w:tblPr>
+        <w:tblW w:type="auto" w:w="0"/>
+        <w:tblLook w:firstColumn="1" w:firstRow="1" w:lastColumn="0" w:lastRow="0" w:noHBand="0" w:noVBand="1" w:val="04A0"/>
+        <w:tblBorders>
+          <w:top w:val="single" w:sz="4" w:space="0" w:color="DED2D2"/>
+          <w:left w:val="single" w:sz="4" w:space="0" w:color="DED2D2"/>
+          <w:bottom w:val="single" w:sz="4" w:space="0" w:color="DED2D2"/>
+          <w:right w:val="single" w:sz="4" w:space="0" w:color="DED2D2"/>
+          <w:insideH w:val="single" w:sz="4" w:space="0" w:color="DED2D2"/>
+          <w:insideV w:val="single" w:sz="4" w:space="0" w:color="DED2D2"/>
+        </w:tblBorders>
+      </w:tblPr>
+      <w:tblGrid>
+        <w:gridCol w:w="3120"/>
+        <w:gridCol w:w="3120"/>
+        <w:gridCol w:w="3120"/>
+      </w:tblGrid>
+      <w:tr>
+        <w:tc>
+          <w:tcPr>
+            <w:tcW w:type="dxa" w:w="3744"/>
+            <w:shd w:val="clear" w:color="auto" w:fill="F7F1F1"/>
+          </w:tcPr>
+          <w:p>
+            <w:pPr>
+              <w:spacing w:after="40"/>
+            </w:pPr>
+            <w:r>
+              <w:rPr>
+                <w:rFonts w:ascii="Cambria" w:hAnsi="Cambria"/>
+                <w:b/>
+                <w:color w:val="9E1119"/>
+                <w:sz w:val="20"/>
+              </w:rPr>
+              <w:t>Course</w:t>
+            </w:r>
+          </w:p>
+        </w:tc>
+        <w:tc>
+          <w:tcPr>
+            <w:tcW w:type="dxa" w:w="2016"/>
+            <w:shd w:val="clear" w:color="auto" w:fill="F7F1F1"/>
+          </w:tcPr>
+          <w:p>
+            <w:pPr>
+              <w:spacing w:after="40"/>
+            </w:pPr>
+            <w:r>
+              <w:rPr>
+                <w:rFonts w:ascii="Cambria" w:hAnsi="Cambria"/>
+                <w:b/>
+                <w:color w:val="9E1119"/>
+                <w:sz w:val="20"/>
+              </w:rPr>
+              <w:t>Colour</w:t>
+            </w:r>
+          </w:p>
+        </w:tc>
+        <w:tc>
+          <w:tcPr>
+            <w:tcW w:type="dxa" w:w="3600"/>
+            <w:shd w:val="clear" w:color="auto" w:fill="F7F1F1"/>
+          </w:tcPr>
+          <w:p>
+            <w:pPr>
+              <w:spacing w:after="40"/>
+            </w:pPr>
+            <w:r>
+              <w:rPr>
+                <w:rFonts w:ascii="Cambria" w:hAnsi="Cambria"/>
+                <w:b/>
+                <w:color w:val="9E1119"/>
+                <w:sz w:val="20"/>
+              </w:rPr>
+              <w:t>Contrast of text on it</w:t>
+            </w:r>
+          </w:p>
+        </w:tc>
+      </w:tr>
+      <w:tr>
+        <w:tc>
+          <w:tcPr>
+            <w:tcW w:type="dxa" w:w="3744"/>
+          </w:tcPr>
+          <w:p>
+            <w:pPr>
+              <w:spacing w:after="40"/>
+            </w:pPr>
+            <w:r>
+              <w:rPr>
+                <w:rFonts w:ascii="Cambria" w:hAnsi="Cambria"/>
+                <w:b w:val="0"/>
+                <w:color w:val="191113"/>
+                <w:sz w:val="20"/>
+              </w:rPr>
+              <w:t>CA57 – Programación Web</w:t>
+            </w:r>
+          </w:p>
+        </w:tc>
+        <w:tc>
+          <w:tcPr>
+            <w:tcW w:type="dxa" w:w="2016"/>
+          </w:tcPr>
+          <w:p>
+            <w:pPr>
+              <w:spacing w:after="40"/>
+            </w:pPr>
+            <w:r>
+              <w:rPr>
+                <w:rFonts w:ascii="Cambria" w:hAnsi="Cambria"/>
+                <w:b w:val="0"/>
+                <w:color w:val="191113"/>
+                <w:sz w:val="20"/>
+              </w:rPr>
+              <w:t>Pastel blue</w:t>
+            </w:r>
+          </w:p>
+        </w:tc>
+        <w:tc>
+          <w:tcPr>
+            <w:tcW w:type="dxa" w:w="3600"/>
+          </w:tcPr>
+          <w:p>
+            <w:pPr>
+              <w:spacing w:after="40"/>
+            </w:pPr>
+            <w:r>
+              <w:rPr>
+                <w:rFonts w:ascii="Cambria" w:hAnsi="Cambria"/>
+                <w:b w:val="0"/>
+                <w:color w:val="191113"/>
+                <w:sz w:val="20"/>
+              </w:rPr>
+              <w:t>14.78:1 light / 12.30:1 dark</w:t>
+            </w:r>
+          </w:p>
+        </w:tc>
+      </w:tr>
+      <w:tr>
+        <w:tc>
+          <w:tcPr>
+            <w:tcW w:type="dxa" w:w="3744"/>
+          </w:tcPr>
+          <w:p>
+            <w:pPr>
+              <w:spacing w:after="40"/>
+            </w:pPr>
+            <w:r>
+              <w:rPr>
+                <w:rFonts w:ascii="Cambria" w:hAnsi="Cambria"/>
+                <w:b w:val="0"/>
+                <w:color w:val="191113"/>
+                <w:sz w:val="20"/>
+              </w:rPr>
+              <w:t>CA56-TA24 – Procesos Estocásticos</w:t>
+            </w:r>
+          </w:p>
+        </w:tc>
+        <w:tc>
+          <w:tcPr>
+            <w:tcW w:type="dxa" w:w="2016"/>
+          </w:tcPr>
+          <w:p>
+            <w:pPr>
+              <w:spacing w:after="40"/>
+            </w:pPr>
+            <w:r>
+              <w:rPr>
+                <w:rFonts w:ascii="Cambria" w:hAnsi="Cambria"/>
+                <w:b w:val="0"/>
+                <w:color w:val="191113"/>
+                <w:sz w:val="20"/>
+              </w:rPr>
+              <w:t>Pastel red</w:t>
+            </w:r>
+          </w:p>
+        </w:tc>
+        <w:tc>
+          <w:tcPr>
+            <w:tcW w:type="dxa" w:w="3600"/>
+          </w:tcPr>
+          <w:p>
+            <w:pPr>
+              <w:spacing w:after="40"/>
+            </w:pPr>
+            <w:r>
+              <w:rPr>
+                <w:rFonts w:ascii="Cambria" w:hAnsi="Cambria"/>
+                <w:b w:val="0"/>
+                <w:color w:val="191113"/>
+                <w:sz w:val="20"/>
+              </w:rPr>
+              <w:t>14.25:1 light / 12.60:1 dark</w:t>
+            </w:r>
+          </w:p>
+        </w:tc>
+      </w:tr>
+      <w:tr>
+        <w:tc>
+          <w:tcPr>
+            <w:tcW w:type="dxa" w:w="3744"/>
+          </w:tcPr>
+          <w:p>
+            <w:pPr>
+              <w:spacing w:after="40"/>
+            </w:pPr>
+            <w:r>
+              <w:rPr>
+                <w:rFonts w:ascii="Cambria" w:hAnsi="Cambria"/>
+                <w:b w:val="0"/>
+                <w:color w:val="191113"/>
+                <w:sz w:val="20"/>
+              </w:rPr>
+              <w:t>TM11 – Física II</w:t>
+            </w:r>
+          </w:p>
+        </w:tc>
+        <w:tc>
+          <w:tcPr>
+            <w:tcW w:type="dxa" w:w="2016"/>
+          </w:tcPr>
+          <w:p>
+            <w:pPr>
+              <w:spacing w:after="40"/>
+            </w:pPr>
+            <w:r>
+              <w:rPr>
+                <w:rFonts w:ascii="Cambria" w:hAnsi="Cambria"/>
+                <w:b w:val="0"/>
+                <w:color w:val="191113"/>
+                <w:sz w:val="20"/>
+              </w:rPr>
+              <w:t>Pastel yellow</w:t>
+            </w:r>
+          </w:p>
+        </w:tc>
+        <w:tc>
+          <w:tcPr>
+            <w:tcW w:type="dxa" w:w="3600"/>
+          </w:tcPr>
+          <w:p>
+            <w:pPr>
+              <w:spacing w:after="40"/>
+            </w:pPr>
+            <w:r>
+              <w:rPr>
+                <w:rFonts w:ascii="Cambria" w:hAnsi="Cambria"/>
+                <w:b w:val="0"/>
+                <w:color w:val="191113"/>
+                <w:sz w:val="20"/>
+              </w:rPr>
+              <w:t>15.77:1 light / 11.02:1 dark</w:t>
+            </w:r>
+          </w:p>
+        </w:tc>
+      </w:tr>
+    </w:tbl>
+    <w:p>
+      <w:pPr>
+        <w:spacing w:after="80"/>
+      </w:pPr>
+    </w:p>
+    <w:p>
+      <w:pPr>
+        <w:spacing w:after="160"/>
+      </w:pPr>
+      <w:r>
+        <w:rPr>
+          <w:rFonts w:ascii="Cambria" w:hAnsi="Cambria"/>
+          <w:b/>
+          <w:i w:val="0"/>
+          <w:color w:val="191113"/>
+          <w:sz w:val="22"/>
+        </w:rPr>
+        <w:t xml:space="preserve">Colour is a reinforcement, never the only cue. </w:t>
+      </w:r>
+      <w:r>
+        <w:rPr>
+          <w:rFonts w:ascii="Cambria" w:hAnsi="Cambria"/>
+          <w:b w:val="0"/>
+          <w:i w:val="0"/>
+          <w:color w:val="191113"/>
+          <w:sz w:val="22"/>
+        </w:rPr>
+        <w:t>Every cell still carries the course code written inside it, so someone who cannot distinguish the pastels loses nothing. The dark theme uses muted versions: a light pastel on a dark ground glares and the text on top stops being readable.</w:t>
+      </w:r>
+    </w:p>
+    <w:p>
+      <w:pPr>
+        <w:keepNext/>
         <w:spacing w:before="400" w:after="140"/>
       </w:pPr>
       <w:r>
@@ -1773,6 +2259,126 @@
           </w:p>
         </w:tc>
       </w:tr>
+      <w:tr>
+        <w:tc>
+          <w:tcPr>
+            <w:tcW w:type="dxa" w:w="3888"/>
+          </w:tcPr>
+          <w:p>
+            <w:pPr>
+              <w:spacing w:after="40"/>
+            </w:pPr>
+            <w:r>
+              <w:rPr>
+                <w:rFonts w:ascii="Cambria" w:hAnsi="Cambria"/>
+                <w:b w:val="0"/>
+                <w:color w:val="191113"/>
+                <w:sz w:val="20"/>
+              </w:rPr>
+              <w:t>Skip link, aria-current, main id</w:t>
+            </w:r>
+          </w:p>
+        </w:tc>
+        <w:tc>
+          <w:tcPr>
+            <w:tcW w:type="dxa" w:w="5472"/>
+          </w:tcPr>
+          <w:p>
+            <w:pPr>
+              <w:spacing w:after="40"/>
+            </w:pPr>
+            <w:r>
+              <w:rPr>
+                <w:rFonts w:ascii="Cambria" w:hAnsi="Cambria"/>
+                <w:b/>
+                <w:color w:val="2C6248"/>
+                <w:sz w:val="20"/>
+              </w:rPr>
+              <w:t>Present on all six pages</w:t>
+            </w:r>
+          </w:p>
+        </w:tc>
+      </w:tr>
+      <w:tr>
+        <w:tc>
+          <w:tcPr>
+            <w:tcW w:type="dxa" w:w="3888"/>
+          </w:tcPr>
+          <w:p>
+            <w:pPr>
+              <w:spacing w:after="40"/>
+            </w:pPr>
+            <w:r>
+              <w:rPr>
+                <w:rFonts w:ascii="Cambria" w:hAnsi="Cambria"/>
+                <w:b w:val="0"/>
+                <w:color w:val="191113"/>
+                <w:sz w:val="20"/>
+              </w:rPr>
+              <w:t>Subject colour contrast</w:t>
+            </w:r>
+          </w:p>
+        </w:tc>
+        <w:tc>
+          <w:tcPr>
+            <w:tcW w:type="dxa" w:w="5472"/>
+          </w:tcPr>
+          <w:p>
+            <w:pPr>
+              <w:spacing w:after="40"/>
+            </w:pPr>
+            <w:r>
+              <w:rPr>
+                <w:rFonts w:ascii="Cambria" w:hAnsi="Cambria"/>
+                <w:b/>
+                <w:color w:val="2C6248"/>
+                <w:sz w:val="20"/>
+              </w:rPr>
+              <w:t>11.02:1 worst case, both themes</w:t>
+            </w:r>
+          </w:p>
+        </w:tc>
+      </w:tr>
+      <w:tr>
+        <w:tc>
+          <w:tcPr>
+            <w:tcW w:type="dxa" w:w="3888"/>
+          </w:tcPr>
+          <w:p>
+            <w:pPr>
+              <w:spacing w:after="40"/>
+            </w:pPr>
+            <w:r>
+              <w:rPr>
+                <w:rFonts w:ascii="Cambria" w:hAnsi="Cambria"/>
+                <w:b w:val="0"/>
+                <w:color w:val="191113"/>
+                <w:sz w:val="20"/>
+              </w:rPr>
+              <w:t>Layout at 390 px</w:t>
+            </w:r>
+          </w:p>
+        </w:tc>
+        <w:tc>
+          <w:tcPr>
+            <w:tcW w:type="dxa" w:w="5472"/>
+          </w:tcPr>
+          <w:p>
+            <w:pPr>
+              <w:spacing w:after="40"/>
+            </w:pPr>
+            <w:r>
+              <w:rPr>
+                <w:rFonts w:ascii="Cambria" w:hAnsi="Cambria"/>
+                <w:b/>
+                <w:color w:val="2C6248"/>
+                <w:sz w:val="20"/>
+              </w:rPr>
+              <w:t>No horizontal overflow; menu wraps</w:t>
+            </w:r>
+          </w:p>
+        </w:tc>
+      </w:tr>
     </w:tbl>
     <w:p>
       <w:pPr>
